--- a/backend/src/test/resources/fixtures/m7-msa-stated-survival.docx
+++ b/backend/src/test/resources/fixtures/m7-msa-stated-survival.docx
@@ -71,7 +71,15 @@
         <w:pStyle w:val="Normal"/>
       </w:pPr>
       <w:r>
-        <w:t xml:space="preserve">3.2 The obligations of confidentiality survive termination of this Agreement for five (5) years.</w:t>
+        <w:t xml:space="preserve">3.2 Termination does not affect obligations in respect of Confidential Information disclosed before termination.</w:t>
+      </w:r>
+    </w:p>
+    <w:p>
+      <w:pPr>
+        <w:pStyle w:val="Normal"/>
+      </w:pPr>
+      <w:r>
+        <w:t xml:space="preserve">3.3 The obligations of confidentiality and restricted use continue for three (3) years from the date of each disclosure, and indefinitely in respect of trade secrets.</w:t>
       </w:r>
     </w:p>
     <w:p>
